--- a/DNF模拟赛Ⅰ/格兰之森/格兰之森.docx
+++ b/DNF模拟赛Ⅰ/格兰之森/格兰之森.docx
@@ -24,7 +24,20 @@
           <w:szCs w:val="21"/>
           <w:lang w:val="en-US" w:eastAsia="zh-CN"/>
         </w:rPr>
-        <w:t>128MB,1S,forest.xxx</w:t>
+        <w:t>128MB,3</w:t>
+      </w:r>
+      <w:bookmarkStart w:id="10" w:name="_GoBack"/>
+      <w:bookmarkEnd w:id="10"/>
+      <w:r>
+        <w:rPr>
+          <w:rFonts w:hint="eastAsia"/>
+          <w:b/>
+          <w:bCs/>
+          <w:sz w:val="21"/>
+          <w:szCs w:val="21"/>
+          <w:lang w:val="en-US" w:eastAsia="zh-CN"/>
+        </w:rPr>
+        <w:t>S,forest.xxx</w:t>
       </w:r>
     </w:p>
     <w:p>
@@ -176,7 +189,7 @@
           <w:szCs w:val="24"/>
           <w:lang w:val="en-US" w:eastAsia="zh-CN"/>
         </w:rPr>
-        <w:t>3 A B K 查询A到B路径上第K大的点权。</w:t>
+        <w:t>3 A B D 查询A到B路径上权值大于等于D的点的数量。</w:t>
       </w:r>
     </w:p>
     <w:p>
@@ -201,7 +214,44 @@
           <w:szCs w:val="24"/>
           <w:lang w:val="en-US" w:eastAsia="zh-CN"/>
         </w:rPr>
-        <w:t>4 A B D 查询A到B路径上权值大于等于D的点权的和。</w:t>
+        <w:t>4 A B D 查询A到B路径上</w:t>
+      </w:r>
+      <w:bookmarkStart w:id="3" w:name="OLE_LINK7"/>
+      <w:r>
+        <w:rPr>
+          <w:rFonts w:hint="eastAsia"/>
+          <w:b w:val="0"/>
+          <w:bCs w:val="0"/>
+          <w:sz w:val="24"/>
+          <w:szCs w:val="24"/>
+          <w:lang w:val="en-US" w:eastAsia="zh-CN"/>
+        </w:rPr>
+        <w:t>权值</w:t>
+      </w:r>
+      <w:bookmarkStart w:id="4" w:name="OLE_LINK3"/>
+      <w:r>
+        <w:rPr>
+          <w:rFonts w:hint="eastAsia"/>
+          <w:b w:val="0"/>
+          <w:bCs w:val="0"/>
+          <w:sz w:val="24"/>
+          <w:szCs w:val="24"/>
+          <w:lang w:val="en-US" w:eastAsia="zh-CN"/>
+        </w:rPr>
+        <w:t>大于等于D的点权的和</w:t>
+      </w:r>
+      <w:bookmarkEnd w:id="3"/>
+      <w:bookmarkEnd w:id="4"/>
+      <w:r>
+        <w:rPr>
+          <w:rFonts w:hint="eastAsia"/>
+          <w:b w:val="0"/>
+          <w:bCs w:val="0"/>
+          <w:sz w:val="24"/>
+          <w:szCs w:val="24"/>
+          <w:lang w:val="en-US" w:eastAsia="zh-CN"/>
+        </w:rPr>
+        <w:t>。</w:t>
       </w:r>
     </w:p>
     <w:p>
@@ -257,7 +307,7 @@
           <w:lang w:val="en-US" w:eastAsia="zh-CN"/>
         </w:rPr>
       </w:pPr>
-      <w:bookmarkStart w:id="3" w:name="OLE_LINK4"/>
+      <w:bookmarkStart w:id="5" w:name="OLE_LINK4"/>
       <w:r>
         <w:rPr>
           <w:rFonts w:hint="eastAsia"/>
@@ -276,6 +326,32 @@
         <w:jc w:val="both"/>
         <w:outlineLvl w:val="9"/>
         <w:rPr>
+          <w:rFonts w:hint="eastAsia" w:eastAsiaTheme="minorEastAsia"/>
+          <w:b w:val="0"/>
+          <w:bCs w:val="0"/>
+          <w:sz w:val="24"/>
+          <w:szCs w:val="24"/>
+          <w:lang w:val="en-US" w:eastAsia="zh-CN"/>
+        </w:rPr>
+      </w:pPr>
+      <w:r>
+        <w:rPr>
+          <w:rFonts w:hint="eastAsia"/>
+          <w:b w:val="0"/>
+          <w:bCs w:val="0"/>
+          <w:sz w:val="24"/>
+          <w:szCs w:val="24"/>
+          <w:lang w:val="en-US" w:eastAsia="zh-CN"/>
+        </w:rPr>
+        <w:t>接下来一行N个整数Ci, 表示i号节点的初始权值。</w:t>
+      </w:r>
+    </w:p>
+    <w:p>
+      <w:pPr>
+        <w:ind w:firstLine="420" w:firstLineChars="0"/>
+        <w:jc w:val="both"/>
+        <w:outlineLvl w:val="9"/>
+        <w:rPr>
           <w:rFonts w:hint="eastAsia"/>
           <w:b w:val="0"/>
           <w:bCs w:val="0"/>
@@ -296,7 +372,7 @@
         <w:t>接下来M行，每行两个整数a, b表示a, b之间有一条无向边相连。</w:t>
       </w:r>
     </w:p>
-    <w:bookmarkEnd w:id="3"/>
+    <w:bookmarkEnd w:id="5"/>
     <w:p>
       <w:pPr>
         <w:ind w:firstLine="420" w:firstLineChars="0"/>
@@ -360,20 +436,20 @@
           <w:lang w:val="en-US" w:eastAsia="zh-CN"/>
         </w:rPr>
       </w:pPr>
-      <w:bookmarkStart w:id="4" w:name="OLE_LINK6"/>
-      <w:r>
-        <w:rPr>
-          <w:rFonts w:hint="eastAsia"/>
-          <w:b w:val="0"/>
-          <w:bCs w:val="0"/>
-          <w:sz w:val="24"/>
-          <w:szCs w:val="24"/>
-          <w:lang w:val="en-US" w:eastAsia="zh-CN"/>
-        </w:rPr>
-        <w:t>对于每个3或4操作，输出一行一个整数表示答案。</w:t>
-      </w:r>
-    </w:p>
-    <w:bookmarkEnd w:id="4"/>
+      <w:bookmarkStart w:id="6" w:name="OLE_LINK6"/>
+      <w:r>
+        <w:rPr>
+          <w:rFonts w:hint="eastAsia"/>
+          <w:b w:val="0"/>
+          <w:bCs w:val="0"/>
+          <w:sz w:val="24"/>
+          <w:szCs w:val="24"/>
+          <w:lang w:val="en-US" w:eastAsia="zh-CN"/>
+        </w:rPr>
+        <w:t>对于每个3和4操作，输出一行一个整数表示答案。</w:t>
+      </w:r>
+    </w:p>
+    <w:bookmarkEnd w:id="6"/>
     <w:p>
       <w:pPr>
         <w:jc w:val="both"/>
@@ -415,16 +491,18 @@
           <w:lang w:val="en-US" w:eastAsia="zh-CN"/>
         </w:rPr>
       </w:pPr>
-      <w:r>
-        <w:rPr>
-          <w:rFonts w:hint="eastAsia"/>
-          <w:b w:val="0"/>
-          <w:bCs w:val="0"/>
-          <w:sz w:val="24"/>
-          <w:szCs w:val="24"/>
-          <w:lang w:val="en-US" w:eastAsia="zh-CN"/>
-        </w:rPr>
-        <w:t>*</w:t>
+      <w:bookmarkStart w:id="7" w:name="OLE_LINK8"/>
+      <w:bookmarkStart w:id="8" w:name="OLE_LINK10"/>
+      <w:r>
+        <w:rPr>
+          <w:rFonts w:hint="eastAsia"/>
+          <w:b w:val="0"/>
+          <w:bCs w:val="0"/>
+          <w:sz w:val="24"/>
+          <w:szCs w:val="24"/>
+          <w:lang w:val="en-US" w:eastAsia="zh-CN"/>
+        </w:rPr>
+        <w:t>3 2 5</w:t>
       </w:r>
     </w:p>
     <w:p>
@@ -439,22 +517,21 @@
           <w:rFonts w:hint="eastAsia"/>
           <w:b w:val="0"/>
           <w:bCs w:val="0"/>
-          <w:color w:val="auto"/>
-          <w:sz w:val="24"/>
-          <w:szCs w:val="24"/>
-          <w:lang w:val="en-US" w:eastAsia="zh-CN"/>
-        </w:rPr>
-      </w:pPr>
-      <w:r>
-        <w:rPr>
-          <w:rFonts w:hint="eastAsia"/>
-          <w:b w:val="0"/>
-          <w:bCs w:val="0"/>
-          <w:sz w:val="24"/>
-          <w:szCs w:val="24"/>
-          <w:lang w:val="en-US" w:eastAsia="zh-CN"/>
-        </w:rPr>
-        <w:t>*</w:t>
+          <w:sz w:val="24"/>
+          <w:szCs w:val="24"/>
+          <w:lang w:val="en-US" w:eastAsia="zh-CN"/>
+        </w:rPr>
+      </w:pPr>
+      <w:r>
+        <w:rPr>
+          <w:rFonts w:hint="eastAsia"/>
+          <w:b w:val="0"/>
+          <w:bCs w:val="0"/>
+          <w:sz w:val="24"/>
+          <w:szCs w:val="24"/>
+          <w:lang w:val="en-US" w:eastAsia="zh-CN"/>
+        </w:rPr>
+        <w:t xml:space="preserve">5 5 2 </w:t>
       </w:r>
     </w:p>
     <w:p>
@@ -469,13 +546,203 @@
           <w:rFonts w:hint="eastAsia"/>
           <w:b w:val="0"/>
           <w:bCs w:val="0"/>
+          <w:sz w:val="24"/>
+          <w:szCs w:val="24"/>
+          <w:lang w:val="en-US" w:eastAsia="zh-CN"/>
+        </w:rPr>
+      </w:pPr>
+      <w:r>
+        <w:rPr>
+          <w:rFonts w:hint="eastAsia"/>
+          <w:b w:val="0"/>
+          <w:bCs w:val="0"/>
+          <w:sz w:val="24"/>
+          <w:szCs w:val="24"/>
+          <w:lang w:val="en-US" w:eastAsia="zh-CN"/>
+        </w:rPr>
+        <w:t>2 1</w:t>
+      </w:r>
+    </w:p>
+    <w:p>
+      <w:pPr>
+        <w:widowControl w:val="0"/>
+        <w:numPr>
+          <w:ilvl w:val="0"/>
+          <w:numId w:val="0"/>
+        </w:numPr>
+        <w:jc w:val="both"/>
+        <w:rPr>
+          <w:rFonts w:hint="eastAsia"/>
+          <w:b w:val="0"/>
+          <w:bCs w:val="0"/>
+          <w:sz w:val="24"/>
+          <w:szCs w:val="24"/>
+          <w:lang w:val="en-US" w:eastAsia="zh-CN"/>
+        </w:rPr>
+      </w:pPr>
+      <w:r>
+        <w:rPr>
+          <w:rFonts w:hint="eastAsia"/>
+          <w:b w:val="0"/>
+          <w:bCs w:val="0"/>
+          <w:sz w:val="24"/>
+          <w:szCs w:val="24"/>
+          <w:lang w:val="en-US" w:eastAsia="zh-CN"/>
+        </w:rPr>
+        <w:t>3 2</w:t>
+      </w:r>
+    </w:p>
+    <w:p>
+      <w:pPr>
+        <w:widowControl w:val="0"/>
+        <w:numPr>
+          <w:ilvl w:val="0"/>
+          <w:numId w:val="0"/>
+        </w:numPr>
+        <w:jc w:val="both"/>
+        <w:rPr>
+          <w:rFonts w:hint="eastAsia"/>
+          <w:b w:val="0"/>
+          <w:bCs w:val="0"/>
+          <w:sz w:val="24"/>
+          <w:szCs w:val="24"/>
+          <w:lang w:val="en-US" w:eastAsia="zh-CN"/>
+        </w:rPr>
+      </w:pPr>
+      <w:r>
+        <w:rPr>
+          <w:rFonts w:hint="eastAsia"/>
+          <w:b w:val="0"/>
+          <w:bCs w:val="0"/>
+          <w:sz w:val="24"/>
+          <w:szCs w:val="24"/>
+          <w:lang w:val="en-US" w:eastAsia="zh-CN"/>
+        </w:rPr>
+        <w:t>3 2 3 4</w:t>
+      </w:r>
+    </w:p>
+    <w:p>
+      <w:pPr>
+        <w:widowControl w:val="0"/>
+        <w:numPr>
+          <w:ilvl w:val="0"/>
+          <w:numId w:val="0"/>
+        </w:numPr>
+        <w:jc w:val="both"/>
+        <w:rPr>
+          <w:rFonts w:hint="eastAsia"/>
+          <w:b w:val="0"/>
+          <w:bCs w:val="0"/>
+          <w:sz w:val="24"/>
+          <w:szCs w:val="24"/>
+          <w:lang w:val="en-US" w:eastAsia="zh-CN"/>
+        </w:rPr>
+      </w:pPr>
+      <w:r>
+        <w:rPr>
+          <w:rFonts w:hint="eastAsia"/>
+          <w:b w:val="0"/>
+          <w:bCs w:val="0"/>
+          <w:sz w:val="24"/>
+          <w:szCs w:val="24"/>
+          <w:lang w:val="en-US" w:eastAsia="zh-CN"/>
+        </w:rPr>
+        <w:t>2 2 3 0</w:t>
+      </w:r>
+    </w:p>
+    <w:p>
+      <w:pPr>
+        <w:widowControl w:val="0"/>
+        <w:numPr>
+          <w:ilvl w:val="0"/>
+          <w:numId w:val="0"/>
+        </w:numPr>
+        <w:jc w:val="both"/>
+        <w:rPr>
+          <w:rFonts w:hint="eastAsia"/>
+          <w:b w:val="0"/>
+          <w:bCs w:val="0"/>
+          <w:sz w:val="24"/>
+          <w:szCs w:val="24"/>
+          <w:lang w:val="en-US" w:eastAsia="zh-CN"/>
+        </w:rPr>
+      </w:pPr>
+      <w:r>
+        <w:rPr>
+          <w:rFonts w:hint="eastAsia"/>
+          <w:b w:val="0"/>
+          <w:bCs w:val="0"/>
+          <w:sz w:val="24"/>
+          <w:szCs w:val="24"/>
+          <w:lang w:val="en-US" w:eastAsia="zh-CN"/>
+        </w:rPr>
+        <w:t>4 1 3 4</w:t>
+      </w:r>
+    </w:p>
+    <w:bookmarkEnd w:id="7"/>
+    <w:p>
+      <w:pPr>
+        <w:widowControl w:val="0"/>
+        <w:numPr>
+          <w:ilvl w:val="0"/>
+          <w:numId w:val="0"/>
+        </w:numPr>
+        <w:jc w:val="both"/>
+        <w:rPr>
+          <w:rFonts w:hint="eastAsia"/>
+          <w:b w:val="0"/>
+          <w:bCs w:val="0"/>
           <w:color w:val="auto"/>
           <w:sz w:val="24"/>
           <w:szCs w:val="24"/>
           <w:lang w:val="en-US" w:eastAsia="zh-CN"/>
         </w:rPr>
       </w:pPr>
-    </w:p>
+      <w:r>
+        <w:rPr>
+          <w:rFonts w:hint="eastAsia"/>
+          <w:b w:val="0"/>
+          <w:bCs w:val="0"/>
+          <w:color w:val="auto"/>
+          <w:sz w:val="24"/>
+          <w:szCs w:val="24"/>
+          <w:lang w:val="en-US" w:eastAsia="zh-CN"/>
+        </w:rPr>
+        <w:t>1 1 3 5</w:t>
+      </w:r>
+    </w:p>
+    <w:p>
+      <w:pPr>
+        <w:widowControl w:val="0"/>
+        <w:numPr>
+          <w:ilvl w:val="0"/>
+          <w:numId w:val="0"/>
+        </w:numPr>
+        <w:jc w:val="both"/>
+        <w:rPr>
+          <w:rFonts w:hint="eastAsia"/>
+          <w:b w:val="0"/>
+          <w:bCs w:val="0"/>
+          <w:color w:val="auto"/>
+          <w:sz w:val="24"/>
+          <w:szCs w:val="24"/>
+          <w:lang w:val="en-US" w:eastAsia="zh-CN"/>
+        </w:rPr>
+      </w:pPr>
+      <w:r>
+        <w:rPr>
+          <w:rFonts w:hint="eastAsia"/>
+          <w:b w:val="0"/>
+          <w:bCs w:val="0"/>
+          <w:color w:val="auto"/>
+          <w:sz w:val="24"/>
+          <w:szCs w:val="24"/>
+          <w:lang w:val="en-US" w:eastAsia="zh-CN"/>
+        </w:rPr>
+        <w:t>3 1 3 5</w:t>
+      </w:r>
+    </w:p>
+    <w:bookmarkEnd w:id="8"/>
     <w:p>
       <w:pPr>
         <w:jc w:val="both"/>
@@ -512,57 +779,68 @@
           <w:lang w:val="en-US" w:eastAsia="zh-CN"/>
         </w:rPr>
       </w:pPr>
-      <w:bookmarkStart w:id="5" w:name="OLE_LINK9"/>
-      <w:r>
-        <w:rPr>
-          <w:rFonts w:hint="eastAsia"/>
-          <w:b w:val="0"/>
-          <w:bCs w:val="0"/>
-          <w:sz w:val="24"/>
-          <w:szCs w:val="24"/>
-          <w:lang w:val="en-US" w:eastAsia="zh-CN"/>
-        </w:rPr>
-        <w:t>*</w:t>
-      </w:r>
-    </w:p>
-    <w:p>
-      <w:pPr>
-        <w:jc w:val="both"/>
-        <w:rPr>
-          <w:rFonts w:hint="eastAsia"/>
-          <w:b w:val="0"/>
-          <w:bCs w:val="0"/>
-          <w:sz w:val="24"/>
-          <w:szCs w:val="24"/>
-          <w:lang w:val="en-US" w:eastAsia="zh-CN"/>
-        </w:rPr>
-      </w:pPr>
-      <w:r>
-        <w:rPr>
-          <w:rFonts w:hint="eastAsia"/>
-          <w:b w:val="0"/>
-          <w:bCs w:val="0"/>
-          <w:sz w:val="24"/>
-          <w:szCs w:val="24"/>
-          <w:lang w:val="en-US" w:eastAsia="zh-CN"/>
-        </w:rPr>
-        <w:t>*</w:t>
-      </w:r>
-    </w:p>
-    <w:p>
-      <w:pPr>
-        <w:jc w:val="both"/>
-        <w:rPr>
-          <w:rFonts w:hint="eastAsia"/>
-          <w:b w:val="0"/>
-          <w:bCs w:val="0"/>
-          <w:sz w:val="24"/>
-          <w:szCs w:val="24"/>
-          <w:lang w:val="en-US" w:eastAsia="zh-CN"/>
-        </w:rPr>
-      </w:pPr>
-    </w:p>
-    <w:bookmarkEnd w:id="5"/>
+      <w:bookmarkStart w:id="9" w:name="OLE_LINK9"/>
+      <w:r>
+        <w:rPr>
+          <w:rFonts w:hint="eastAsia"/>
+          <w:b w:val="0"/>
+          <w:bCs w:val="0"/>
+          <w:sz w:val="24"/>
+          <w:szCs w:val="24"/>
+          <w:lang w:val="en-US" w:eastAsia="zh-CN"/>
+        </w:rPr>
+        <w:t>1</w:t>
+      </w:r>
+    </w:p>
+    <w:p>
+      <w:pPr>
+        <w:jc w:val="both"/>
+        <w:rPr>
+          <w:rFonts w:hint="eastAsia"/>
+          <w:b w:val="0"/>
+          <w:bCs w:val="0"/>
+          <w:sz w:val="24"/>
+          <w:szCs w:val="24"/>
+          <w:lang w:val="en-US" w:eastAsia="zh-CN"/>
+        </w:rPr>
+      </w:pPr>
+      <w:r>
+        <w:rPr>
+          <w:rFonts w:hint="eastAsia"/>
+          <w:b w:val="0"/>
+          <w:bCs w:val="0"/>
+          <w:sz w:val="24"/>
+          <w:szCs w:val="24"/>
+          <w:lang w:val="en-US" w:eastAsia="zh-CN"/>
+        </w:rPr>
+        <w:t>5</w:t>
+      </w:r>
+    </w:p>
+    <w:p>
+      <w:pPr>
+        <w:jc w:val="both"/>
+        <w:rPr>
+          <w:rFonts w:hint="eastAsia"/>
+          <w:b w:val="0"/>
+          <w:bCs w:val="0"/>
+          <w:sz w:val="24"/>
+          <w:szCs w:val="24"/>
+          <w:lang w:val="en-US" w:eastAsia="zh-CN"/>
+        </w:rPr>
+      </w:pPr>
+      <w:r>
+        <w:rPr>
+          <w:rFonts w:hint="eastAsia"/>
+          <w:b w:val="0"/>
+          <w:bCs w:val="0"/>
+          <w:sz w:val="24"/>
+          <w:szCs w:val="24"/>
+          <w:lang w:val="en-US" w:eastAsia="zh-CN"/>
+        </w:rPr>
+        <w:t>3</w:t>
+      </w:r>
+    </w:p>
+    <w:bookmarkEnd w:id="9"/>
     <w:p>
       <w:pPr>
         <w:jc w:val="both"/>
@@ -608,31 +886,7 @@
           <w:szCs w:val="24"/>
           <w:lang w:val="en-US" w:eastAsia="zh-CN"/>
         </w:rPr>
-        <w:t>1 &lt;= N &lt;= 20,0000; 保证图是一个森林，保证A，B在同一棵树中；</w:t>
-      </w:r>
-    </w:p>
-    <w:p>
-      <w:pPr>
-        <w:jc w:val="both"/>
-        <w:rPr>
-          <w:rFonts w:hint="eastAsia"/>
-          <w:b w:val="0"/>
-          <w:bCs w:val="0"/>
-          <w:sz w:val="24"/>
-          <w:szCs w:val="24"/>
-          <w:lang w:val="en-US" w:eastAsia="zh-CN"/>
-        </w:rPr>
-      </w:pPr>
-      <w:r>
-        <w:rPr>
-          <w:rFonts w:hint="eastAsia"/>
-          <w:b w:val="0"/>
-          <w:bCs w:val="0"/>
-          <w:sz w:val="24"/>
-          <w:szCs w:val="24"/>
-          <w:lang w:val="en-US" w:eastAsia="zh-CN"/>
-        </w:rPr>
-        <w:t>1&lt;= Q &lt;= 5,0000; 0 &lt;= |C| &lt;= 1,0000; 保证A，B之间的点数不小于K。</w:t>
+        <w:t>1 &lt;= N &lt;= 50,0000; 保证图是一片森林，保证A，B在同一棵树中；</w:t>
       </w:r>
     </w:p>
     <w:p>
@@ -656,10 +910,8 @@
           <w:szCs w:val="24"/>
           <w:lang w:val="en-US" w:eastAsia="zh-CN"/>
         </w:rPr>
-        <w:t>0 &lt;= |D| &lt;= 1,0000,0000;</w:t>
-      </w:r>
-      <w:bookmarkStart w:id="6" w:name="_GoBack"/>
-      <w:bookmarkEnd w:id="6"/>
+        <w:t>1&lt;= Q &lt;= 1,0000; 0 &lt;= |C| &lt;= 1,0000; 0 &lt;= |D| &lt;= 1,0000,0000;</w:t>
+      </w:r>
     </w:p>
     <w:sectPr>
       <w:pgSz w:w="11906" w:h="16838"/>
@@ -780,7 +1032,7 @@
     <w:lsdException w:qFormat="1" w:unhideWhenUsed="0" w:uiPriority="0" w:semiHidden="0" w:name="HTML Code"/>
     <w:lsdException w:unhideWhenUsed="0" w:uiPriority="0" w:semiHidden="0" w:name="HTML Definition"/>
     <w:lsdException w:unhideWhenUsed="0" w:uiPriority="0" w:semiHidden="0" w:name="HTML Keyboard"/>
-    <w:lsdException w:unhideWhenUsed="0" w:uiPriority="0" w:semiHidden="0" w:name="HTML Preformatted"/>
+    <w:lsdException w:qFormat="1" w:unhideWhenUsed="0" w:uiPriority="0" w:semiHidden="0" w:name="HTML Preformatted"/>
     <w:lsdException w:unhideWhenUsed="0" w:uiPriority="0" w:semiHidden="0" w:name="HTML Sample"/>
     <w:lsdException w:unhideWhenUsed="0" w:uiPriority="0" w:semiHidden="0" w:name="HTML Typewriter"/>
     <w:lsdException w:unhideWhenUsed="0" w:uiPriority="0" w:semiHidden="0" w:name="HTML Variable"/>
@@ -970,6 +1222,7 @@
   <w:style w:type="paragraph" w:styleId="2">
     <w:name w:val="HTML Preformatted"/>
     <w:basedOn w:val="1"/>
+    <w:qFormat/>
     <w:uiPriority w:val="0"/>
     <w:pPr>
       <w:tabs>

--- a/DNF模拟赛Ⅰ/格兰之森/格兰之森.docx
+++ b/DNF模拟赛Ⅰ/格兰之森/格兰之森.docx
@@ -24,20 +24,7 @@
           <w:szCs w:val="21"/>
           <w:lang w:val="en-US" w:eastAsia="zh-CN"/>
         </w:rPr>
-        <w:t>128MB,3</w:t>
-      </w:r>
-      <w:bookmarkStart w:id="10" w:name="_GoBack"/>
-      <w:bookmarkEnd w:id="10"/>
-      <w:r>
-        <w:rPr>
-          <w:rFonts w:hint="eastAsia"/>
-          <w:b/>
-          <w:bCs/>
-          <w:sz w:val="21"/>
-          <w:szCs w:val="21"/>
-          <w:lang w:val="en-US" w:eastAsia="zh-CN"/>
-        </w:rPr>
-        <w:t>S,forest.xxx</w:t>
+        <w:t>128MB,2S,forest.xxx</w:t>
       </w:r>
     </w:p>
     <w:p>
@@ -114,7 +101,20 @@
           <w:szCs w:val="24"/>
           <w:lang w:val="en-US" w:eastAsia="zh-CN"/>
         </w:rPr>
-        <w:t>格兰之森的大火之后，精灵通过牺牲自己修复了魔法阵。格兰之森一个N个点M条边的无根树森林，节点编号1到N，修复过程中有以下几种操作，</w:t>
+        <w:t>格兰之森的大火</w:t>
+      </w:r>
+      <w:bookmarkStart w:id="10" w:name="_GoBack"/>
+      <w:bookmarkEnd w:id="10"/>
+      <w:r>
+        <w:rPr>
+          <w:rFonts w:hint="eastAsia"/>
+          <w:b w:val="0"/>
+          <w:bCs w:val="0"/>
+          <w:sz w:val="24"/>
+          <w:szCs w:val="24"/>
+          <w:lang w:val="en-US" w:eastAsia="zh-CN"/>
+        </w:rPr>
+        <w:t>之后，精灵通过牺牲自己修复了魔法阵。格兰之森一个N个点M条边的无根树森林，节点编号1到N，修复过程中有以下几种操作，</w:t>
       </w:r>
     </w:p>
     <w:p>
